--- a/memoria/Sprint 4.docx
+++ b/memoria/Sprint 4.docx
@@ -10,6 +10,11 @@
     <w:p>
       <w:r>
         <w:t>Modificar producto añadía en vez de modificar</w:t>
+      </w:r>
+    </w:p>
+    <w:p>
+      <w:r>
+        <w:t>Consulta para rendimiento</w:t>
       </w:r>
     </w:p>
     <w:sectPr>

--- a/memoria/Sprint 4.docx
+++ b/memoria/Sprint 4.docx
@@ -3,21 +3,467 @@
 <w:document xmlns:wpc="http://schemas.microsoft.com/office/word/2010/wordprocessingCanvas" xmlns:cx="http://schemas.microsoft.com/office/drawing/2014/chartex" xmlns:cx1="http://schemas.microsoft.com/office/drawing/2015/9/8/chartex" xmlns:cx2="http://schemas.microsoft.com/office/drawing/2015/10/21/chartex" xmlns:cx3="http://schemas.microsoft.com/office/drawing/2016/5/9/chartex" xmlns:cx4="http://schemas.microsoft.com/office/drawing/2016/5/10/chartex" xmlns:cx5="http://schemas.microsoft.com/office/drawing/2016/5/11/chartex" xmlns:cx6="http://schemas.microsoft.com/office/drawing/2016/5/12/chartex" xmlns:cx7="http://schemas.microsoft.com/office/drawing/2016/5/13/chartex" xmlns:cx8="http://schemas.microsoft.com/office/drawing/2016/5/14/chartex" xmlns:mc="http://schemas.openxmlformats.org/markup-compatibility/2006" xmlns:aink="http://schemas.microsoft.com/office/drawing/2016/ink" xmlns:am3d="http://schemas.microsoft.com/office/drawing/2017/model3d" xmlns:o="urn:schemas-microsoft-com:office:office" xmlns:oel="http://schemas.microsoft.com/office/2019/extlst" xmlns:r="http://schemas.openxmlformats.org/officeDocument/2006/relationships" xmlns:m="http://schemas.openxmlformats.org/officeDocument/2006/math" xmlns:v="urn:schemas-microsoft-com:vml" xmlns:wp14="http://schemas.microsoft.com/office/word/2010/wordprocessingDrawing" xmlns:wp="http://schemas.openxmlformats.org/drawingml/2006/wordprocessingDrawing" xmlns:w10="urn:schemas-microsoft-com:office:word" xmlns:w="http://schemas.openxmlformats.org/wordprocessingml/2006/main" xmlns:w14="http://schemas.microsoft.com/office/word/2010/wordml" xmlns:w15="http://schemas.microsoft.com/office/word/2012/wordml" xmlns:w16cex="http://schemas.microsoft.com/office/word/2018/wordml/cex" xmlns:w16cid="http://schemas.microsoft.com/office/word/2016/wordml/cid" xmlns:w16="http://schemas.microsoft.com/office/word/2018/wordml" xmlns:w16du="http://schemas.microsoft.com/office/word/2023/wordml/word16du" xmlns:w16sdtdh="http://schemas.microsoft.com/office/word/2020/wordml/sdtdatahash" xmlns:w16sdtfl="http://schemas.microsoft.com/office/word/2024/wordml/sdtformatlock" xmlns:w16se="http://schemas.microsoft.com/office/word/2015/wordml/symex" xmlns:wpg="http://schemas.microsoft.com/office/word/2010/wordprocessingGroup" xmlns:wpi="http://schemas.microsoft.com/office/word/2010/wordprocessingInk" xmlns:wne="http://schemas.microsoft.com/office/word/2006/wordml" xmlns:wps="http://schemas.microsoft.com/office/word/2010/wordprocessingShape" mc:Ignorable="w14 w15 w16se w16cid w16 w16cex w16sdtdh w16sdtfl w16du wp14">
   <w:body>
     <w:p>
-      <w:r>
-        <w:t>He arreglado el footer que ya no se le meten las tablas dentro</w:t>
-      </w:r>
-    </w:p>
-    <w:p>
-      <w:r>
-        <w:t>Modificar producto añadía en vez de modificar</w:t>
-      </w:r>
-    </w:p>
-    <w:p>
-      <w:r>
-        <w:t>Consulta para rendimiento</w:t>
+      <w:pPr>
+        <w:pStyle w:val="Ttulo1"/>
+        <w:jc w:val="center"/>
+      </w:pPr>
+      <w:r>
+        <w:t>Sprint 4</w:t>
+      </w:r>
+    </w:p>
+    <w:p>
+      <w:pPr>
+        <w:pStyle w:val="Ttulo2"/>
+      </w:pPr>
+      <w:r>
+        <w:t>Envío de tickets a cocina</w:t>
+      </w:r>
+    </w:p>
+    <w:p>
+      <w:pPr>
+        <w:jc w:val="both"/>
+      </w:pPr>
+      <w:r>
+        <w:t>Se requiere un envío de pedidos a cocina mediante tickets, para esta tarea simplemente he hecho lo mismo que con el ticket de la factura, pero cambiando el formato para un ticket de cocina. En este caso he usado la siguiente consulta para mostrar los datos:</w:t>
+      </w:r>
+    </w:p>
+    <w:p>
+      <w:pPr>
+        <w:jc w:val="both"/>
+      </w:pPr>
+      <w:r>
+        <w:drawing>
+          <wp:inline distT="0" distB="0" distL="0" distR="0" wp14:anchorId="396CF0D9" wp14:editId="02FA2D7C">
+            <wp:extent cx="5400040" cy="1494790"/>
+            <wp:effectExtent l="0" t="0" r="0" b="0"/>
+            <wp:docPr id="1941899289" name="Imagen 1"/>
+            <wp:cNvGraphicFramePr>
+              <a:graphicFrameLocks xmlns:a="http://schemas.openxmlformats.org/drawingml/2006/main" noChangeAspect="1"/>
+            </wp:cNvGraphicFramePr>
+            <a:graphic xmlns:a="http://schemas.openxmlformats.org/drawingml/2006/main">
+              <a:graphicData uri="http://schemas.openxmlformats.org/drawingml/2006/picture">
+                <pic:pic xmlns:pic="http://schemas.openxmlformats.org/drawingml/2006/picture">
+                  <pic:nvPicPr>
+                    <pic:cNvPr id="1941899289" name=""/>
+                    <pic:cNvPicPr/>
+                  </pic:nvPicPr>
+                  <pic:blipFill>
+                    <a:blip r:embed="rId6"/>
+                    <a:stretch>
+                      <a:fillRect/>
+                    </a:stretch>
+                  </pic:blipFill>
+                  <pic:spPr>
+                    <a:xfrm>
+                      <a:off x="0" y="0"/>
+                      <a:ext cx="5400040" cy="1494790"/>
+                    </a:xfrm>
+                    <a:prstGeom prst="rect">
+                      <a:avLst/>
+                    </a:prstGeom>
+                  </pic:spPr>
+                </pic:pic>
+              </a:graphicData>
+            </a:graphic>
+          </wp:inline>
+        </w:drawing>
+      </w:r>
+    </w:p>
+    <w:p>
+      <w:pPr>
+        <w:jc w:val="both"/>
+      </w:pPr>
+    </w:p>
+    <w:p>
+      <w:pPr>
+        <w:pStyle w:val="Ttulo2"/>
+      </w:pPr>
+    </w:p>
+    <w:p>
+      <w:pPr>
+        <w:pStyle w:val="Ttulo2"/>
+      </w:pPr>
+      <w:r>
+        <w:t>Registro de camareros y encargados</w:t>
+      </w:r>
+    </w:p>
+    <w:p>
+      <w:pPr>
+        <w:jc w:val="both"/>
+      </w:pPr>
+      <w:r>
+        <w:t>La siguiente funcionalidad es un menú para el encargado en el que pueda registrar, bloquear y eliminar camareros y encargados.</w:t>
+      </w:r>
+    </w:p>
+    <w:p>
+      <w:pPr>
+        <w:jc w:val="both"/>
+      </w:pPr>
+      <w:r>
+        <w:drawing>
+          <wp:inline distT="0" distB="0" distL="0" distR="0" wp14:anchorId="0FBBA107" wp14:editId="7E027904">
+            <wp:extent cx="5400040" cy="2550795"/>
+            <wp:effectExtent l="0" t="0" r="0" b="1905"/>
+            <wp:docPr id="1144070873" name="Imagen 1"/>
+            <wp:cNvGraphicFramePr>
+              <a:graphicFrameLocks xmlns:a="http://schemas.openxmlformats.org/drawingml/2006/main" noChangeAspect="1"/>
+            </wp:cNvGraphicFramePr>
+            <a:graphic xmlns:a="http://schemas.openxmlformats.org/drawingml/2006/main">
+              <a:graphicData uri="http://schemas.openxmlformats.org/drawingml/2006/picture">
+                <pic:pic xmlns:pic="http://schemas.openxmlformats.org/drawingml/2006/picture">
+                  <pic:nvPicPr>
+                    <pic:cNvPr id="1144070873" name=""/>
+                    <pic:cNvPicPr/>
+                  </pic:nvPicPr>
+                  <pic:blipFill>
+                    <a:blip r:embed="rId7"/>
+                    <a:stretch>
+                      <a:fillRect/>
+                    </a:stretch>
+                  </pic:blipFill>
+                  <pic:spPr>
+                    <a:xfrm>
+                      <a:off x="0" y="0"/>
+                      <a:ext cx="5400040" cy="2550795"/>
+                    </a:xfrm>
+                    <a:prstGeom prst="rect">
+                      <a:avLst/>
+                    </a:prstGeom>
+                  </pic:spPr>
+                </pic:pic>
+              </a:graphicData>
+            </a:graphic>
+          </wp:inline>
+        </w:drawing>
+      </w:r>
+    </w:p>
+    <w:p>
+      <w:pPr>
+        <w:jc w:val="both"/>
+      </w:pPr>
+    </w:p>
+    <w:p>
+      <w:pPr>
+        <w:jc w:val="both"/>
+      </w:pPr>
+    </w:p>
+    <w:p>
+      <w:pPr>
+        <w:jc w:val="both"/>
+      </w:pPr>
+    </w:p>
+    <w:p>
+      <w:pPr>
+        <w:jc w:val="both"/>
+      </w:pPr>
+    </w:p>
+    <w:p>
+      <w:pPr>
+        <w:jc w:val="both"/>
+      </w:pPr>
+    </w:p>
+    <w:p>
+      <w:pPr>
+        <w:jc w:val="both"/>
+      </w:pPr>
+    </w:p>
+    <w:p>
+      <w:pPr>
+        <w:jc w:val="both"/>
+      </w:pPr>
+      <w:r>
+        <w:t>En el menú donde se muestran los datos del usuario podemos eliminarlo si así se desea.</w:t>
+      </w:r>
+    </w:p>
+    <w:p>
+      <w:pPr>
+        <w:jc w:val="both"/>
+      </w:pPr>
+      <w:r>
+        <w:drawing>
+          <wp:inline distT="0" distB="0" distL="0" distR="0" wp14:anchorId="012E011D" wp14:editId="1D8827B2">
+            <wp:extent cx="5400040" cy="2567940"/>
+            <wp:effectExtent l="0" t="0" r="0" b="3810"/>
+            <wp:docPr id="22689124" name="Imagen 1"/>
+            <wp:cNvGraphicFramePr>
+              <a:graphicFrameLocks xmlns:a="http://schemas.openxmlformats.org/drawingml/2006/main" noChangeAspect="1"/>
+            </wp:cNvGraphicFramePr>
+            <a:graphic xmlns:a="http://schemas.openxmlformats.org/drawingml/2006/main">
+              <a:graphicData uri="http://schemas.openxmlformats.org/drawingml/2006/picture">
+                <pic:pic xmlns:pic="http://schemas.openxmlformats.org/drawingml/2006/picture">
+                  <pic:nvPicPr>
+                    <pic:cNvPr id="22689124" name=""/>
+                    <pic:cNvPicPr/>
+                  </pic:nvPicPr>
+                  <pic:blipFill>
+                    <a:blip r:embed="rId8"/>
+                    <a:stretch>
+                      <a:fillRect/>
+                    </a:stretch>
+                  </pic:blipFill>
+                  <pic:spPr>
+                    <a:xfrm>
+                      <a:off x="0" y="0"/>
+                      <a:ext cx="5400040" cy="2567940"/>
+                    </a:xfrm>
+                    <a:prstGeom prst="rect">
+                      <a:avLst/>
+                    </a:prstGeom>
+                  </pic:spPr>
+                </pic:pic>
+              </a:graphicData>
+            </a:graphic>
+          </wp:inline>
+        </w:drawing>
+      </w:r>
+    </w:p>
+    <w:p>
+      <w:pPr>
+        <w:jc w:val="both"/>
+      </w:pPr>
+    </w:p>
+    <w:p>
+      <w:pPr>
+        <w:jc w:val="both"/>
+      </w:pPr>
+      <w:r>
+        <w:t>El registro es en esencia igual al que tienen los clientes a su disposición, pero este asigna directamente el rol según si estamos registrando un camarero o un encargado, permitiendo acceso a la interfaz del rol correspondiente.</w:t>
+      </w:r>
+    </w:p>
+    <w:p>
+      <w:pPr>
+        <w:jc w:val="both"/>
+      </w:pPr>
+      <w:r>
+        <w:drawing>
+          <wp:inline distT="0" distB="0" distL="0" distR="0" wp14:anchorId="48A1F00A" wp14:editId="261738BF">
+            <wp:extent cx="5400040" cy="2592705"/>
+            <wp:effectExtent l="0" t="0" r="0" b="0"/>
+            <wp:docPr id="513318690" name="Imagen 1"/>
+            <wp:cNvGraphicFramePr>
+              <a:graphicFrameLocks xmlns:a="http://schemas.openxmlformats.org/drawingml/2006/main" noChangeAspect="1"/>
+            </wp:cNvGraphicFramePr>
+            <a:graphic xmlns:a="http://schemas.openxmlformats.org/drawingml/2006/main">
+              <a:graphicData uri="http://schemas.openxmlformats.org/drawingml/2006/picture">
+                <pic:pic xmlns:pic="http://schemas.openxmlformats.org/drawingml/2006/picture">
+                  <pic:nvPicPr>
+                    <pic:cNvPr id="513318690" name=""/>
+                    <pic:cNvPicPr/>
+                  </pic:nvPicPr>
+                  <pic:blipFill>
+                    <a:blip r:embed="rId9"/>
+                    <a:stretch>
+                      <a:fillRect/>
+                    </a:stretch>
+                  </pic:blipFill>
+                  <pic:spPr>
+                    <a:xfrm>
+                      <a:off x="0" y="0"/>
+                      <a:ext cx="5400040" cy="2592705"/>
+                    </a:xfrm>
+                    <a:prstGeom prst="rect">
+                      <a:avLst/>
+                    </a:prstGeom>
+                  </pic:spPr>
+                </pic:pic>
+              </a:graphicData>
+            </a:graphic>
+          </wp:inline>
+        </w:drawing>
+      </w:r>
+    </w:p>
+    <w:p>
+      <w:pPr>
+        <w:jc w:val="both"/>
+      </w:pPr>
+    </w:p>
+    <w:p>
+      <w:pPr>
+        <w:jc w:val="both"/>
+      </w:pPr>
+    </w:p>
+    <w:p>
+      <w:pPr>
+        <w:jc w:val="both"/>
+      </w:pPr>
+    </w:p>
+    <w:p>
+      <w:pPr>
+        <w:jc w:val="both"/>
+      </w:pPr>
+    </w:p>
+    <w:p>
+      <w:pPr>
+        <w:pStyle w:val="Ttulo2"/>
+      </w:pPr>
+      <w:r>
+        <w:lastRenderedPageBreak/>
+        <w:t>Generación de informes de rendimiento</w:t>
+      </w:r>
+    </w:p>
+    <w:p>
+      <w:pPr>
+        <w:jc w:val="both"/>
+      </w:pPr>
+      <w:r>
+        <w:t>Esta función también está disponible para el encargado nada más. Introducimos una fecha y nos genera el informe para ese día.</w:t>
+      </w:r>
+    </w:p>
+    <w:p>
+      <w:pPr>
+        <w:jc w:val="both"/>
+      </w:pPr>
+      <w:r>
+        <w:drawing>
+          <wp:inline distT="0" distB="0" distL="0" distR="0" wp14:anchorId="4D1DD4EC" wp14:editId="71F39C52">
+            <wp:extent cx="5400040" cy="2584450"/>
+            <wp:effectExtent l="0" t="0" r="0" b="6350"/>
+            <wp:docPr id="1662736064" name="Imagen 1"/>
+            <wp:cNvGraphicFramePr>
+              <a:graphicFrameLocks xmlns:a="http://schemas.openxmlformats.org/drawingml/2006/main" noChangeAspect="1"/>
+            </wp:cNvGraphicFramePr>
+            <a:graphic xmlns:a="http://schemas.openxmlformats.org/drawingml/2006/main">
+              <a:graphicData uri="http://schemas.openxmlformats.org/drawingml/2006/picture">
+                <pic:pic xmlns:pic="http://schemas.openxmlformats.org/drawingml/2006/picture">
+                  <pic:nvPicPr>
+                    <pic:cNvPr id="1662736064" name=""/>
+                    <pic:cNvPicPr/>
+                  </pic:nvPicPr>
+                  <pic:blipFill>
+                    <a:blip r:embed="rId10"/>
+                    <a:stretch>
+                      <a:fillRect/>
+                    </a:stretch>
+                  </pic:blipFill>
+                  <pic:spPr>
+                    <a:xfrm>
+                      <a:off x="0" y="0"/>
+                      <a:ext cx="5400040" cy="2584450"/>
+                    </a:xfrm>
+                    <a:prstGeom prst="rect">
+                      <a:avLst/>
+                    </a:prstGeom>
+                  </pic:spPr>
+                </pic:pic>
+              </a:graphicData>
+            </a:graphic>
+          </wp:inline>
+        </w:drawing>
+      </w:r>
+    </w:p>
+    <w:p>
+      <w:pPr>
+        <w:jc w:val="both"/>
+      </w:pPr>
+    </w:p>
+    <w:p>
+      <w:pPr>
+        <w:jc w:val="both"/>
+      </w:pPr>
+      <w:r>
+        <w:t>Los datos mostrados son los comensales que fueron atendidos y el ingreso total.</w:t>
+      </w:r>
+    </w:p>
+    <w:p>
+      <w:pPr>
+        <w:jc w:val="both"/>
+      </w:pPr>
+      <w:r>
+        <w:drawing>
+          <wp:inline distT="0" distB="0" distL="0" distR="0" wp14:anchorId="5355BCF7" wp14:editId="06DFEC33">
+            <wp:extent cx="5400040" cy="2578735"/>
+            <wp:effectExtent l="0" t="0" r="0" b="0"/>
+            <wp:docPr id="53025587" name="Imagen 1"/>
+            <wp:cNvGraphicFramePr>
+              <a:graphicFrameLocks xmlns:a="http://schemas.openxmlformats.org/drawingml/2006/main" noChangeAspect="1"/>
+            </wp:cNvGraphicFramePr>
+            <a:graphic xmlns:a="http://schemas.openxmlformats.org/drawingml/2006/main">
+              <a:graphicData uri="http://schemas.openxmlformats.org/drawingml/2006/picture">
+                <pic:pic xmlns:pic="http://schemas.openxmlformats.org/drawingml/2006/picture">
+                  <pic:nvPicPr>
+                    <pic:cNvPr id="53025587" name=""/>
+                    <pic:cNvPicPr/>
+                  </pic:nvPicPr>
+                  <pic:blipFill>
+                    <a:blip r:embed="rId11"/>
+                    <a:stretch>
+                      <a:fillRect/>
+                    </a:stretch>
+                  </pic:blipFill>
+                  <pic:spPr>
+                    <a:xfrm>
+                      <a:off x="0" y="0"/>
+                      <a:ext cx="5400040" cy="2578735"/>
+                    </a:xfrm>
+                    <a:prstGeom prst="rect">
+                      <a:avLst/>
+                    </a:prstGeom>
+                  </pic:spPr>
+                </pic:pic>
+              </a:graphicData>
+            </a:graphic>
+          </wp:inline>
+        </w:drawing>
+      </w:r>
+    </w:p>
+    <w:p>
+      <w:pPr>
+        <w:jc w:val="both"/>
+      </w:pPr>
+    </w:p>
+    <w:p>
+      <w:pPr>
+        <w:jc w:val="both"/>
+      </w:pPr>
+      <w:r>
+        <w:t>La consulta para obtener estos datos es la siguiente:</w:t>
+      </w:r>
+    </w:p>
+    <w:p>
+      <w:pPr>
+        <w:jc w:val="both"/>
+      </w:pPr>
+      <w:r>
+        <w:drawing>
+          <wp:inline distT="0" distB="0" distL="0" distR="0" wp14:anchorId="15FE6575" wp14:editId="62CCE283">
+            <wp:extent cx="5400040" cy="1278255"/>
+            <wp:effectExtent l="0" t="0" r="0" b="0"/>
+            <wp:docPr id="1883665043" name="Imagen 1"/>
+            <wp:cNvGraphicFramePr>
+              <a:graphicFrameLocks xmlns:a="http://schemas.openxmlformats.org/drawingml/2006/main" noChangeAspect="1"/>
+            </wp:cNvGraphicFramePr>
+            <a:graphic xmlns:a="http://schemas.openxmlformats.org/drawingml/2006/main">
+              <a:graphicData uri="http://schemas.openxmlformats.org/drawingml/2006/picture">
+                <pic:pic xmlns:pic="http://schemas.openxmlformats.org/drawingml/2006/picture">
+                  <pic:nvPicPr>
+                    <pic:cNvPr id="1883665043" name=""/>
+                    <pic:cNvPicPr/>
+                  </pic:nvPicPr>
+                  <pic:blipFill>
+                    <a:blip r:embed="rId12"/>
+                    <a:stretch>
+                      <a:fillRect/>
+                    </a:stretch>
+                  </pic:blipFill>
+                  <pic:spPr>
+                    <a:xfrm>
+                      <a:off x="0" y="0"/>
+                      <a:ext cx="5400040" cy="1278255"/>
+                    </a:xfrm>
+                    <a:prstGeom prst="rect">
+                      <a:avLst/>
+                    </a:prstGeom>
+                  </pic:spPr>
+                </pic:pic>
+              </a:graphicData>
+            </a:graphic>
+          </wp:inline>
+        </w:drawing>
       </w:r>
     </w:p>
     <w:sectPr>
+      <w:headerReference w:type="default" r:id="rId13"/>
+      <w:footerReference w:type="default" r:id="rId14"/>
       <w:pgSz w:w="11906" w:h="16838"/>
       <w:pgMar w:top="1417" w:right="1701" w:bottom="1417" w:left="1701" w:header="708" w:footer="708" w:gutter="0"/>
       <w:cols w:space="708"/>
@@ -25,6 +471,178 @@
     </w:sectPr>
   </w:body>
 </w:document>
+</file>
+
+<file path=word/endnotes.xml><?xml version="1.0" encoding="utf-8"?>
+<w:endnotes xmlns:wpc="http://schemas.microsoft.com/office/word/2010/wordprocessingCanvas" xmlns:cx="http://schemas.microsoft.com/office/drawing/2014/chartex" xmlns:cx1="http://schemas.microsoft.com/office/drawing/2015/9/8/chartex" xmlns:cx2="http://schemas.microsoft.com/office/drawing/2015/10/21/chartex" xmlns:cx3="http://schemas.microsoft.com/office/drawing/2016/5/9/chartex" xmlns:cx4="http://schemas.microsoft.com/office/drawing/2016/5/10/chartex" xmlns:cx5="http://schemas.microsoft.com/office/drawing/2016/5/11/chartex" xmlns:cx6="http://schemas.microsoft.com/office/drawing/2016/5/12/chartex" xmlns:cx7="http://schemas.microsoft.com/office/drawing/2016/5/13/chartex" xmlns:cx8="http://schemas.microsoft.com/office/drawing/2016/5/14/chartex" xmlns:mc="http://schemas.openxmlformats.org/markup-compatibility/2006" xmlns:aink="http://schemas.microsoft.com/office/drawing/2016/ink" xmlns:am3d="http://schemas.microsoft.com/office/drawing/2017/model3d" xmlns:o="urn:schemas-microsoft-com:office:office" xmlns:oel="http://schemas.microsoft.com/office/2019/extlst" xmlns:r="http://schemas.openxmlformats.org/officeDocument/2006/relationships" xmlns:m="http://schemas.openxmlformats.org/officeDocument/2006/math" xmlns:v="urn:schemas-microsoft-com:vml" xmlns:wp14="http://schemas.microsoft.com/office/word/2010/wordprocessingDrawing" xmlns:wp="http://schemas.openxmlformats.org/drawingml/2006/wordprocessingDrawing" xmlns:w10="urn:schemas-microsoft-com:office:word" xmlns:w="http://schemas.openxmlformats.org/wordprocessingml/2006/main" xmlns:w14="http://schemas.microsoft.com/office/word/2010/wordml" xmlns:w15="http://schemas.microsoft.com/office/word/2012/wordml" xmlns:w16cex="http://schemas.microsoft.com/office/word/2018/wordml/cex" xmlns:w16cid="http://schemas.microsoft.com/office/word/2016/wordml/cid" xmlns:w16="http://schemas.microsoft.com/office/word/2018/wordml" xmlns:w16du="http://schemas.microsoft.com/office/word/2023/wordml/word16du" xmlns:w16sdtdh="http://schemas.microsoft.com/office/word/2020/wordml/sdtdatahash" xmlns:w16sdtfl="http://schemas.microsoft.com/office/word/2024/wordml/sdtformatlock" xmlns:w16se="http://schemas.microsoft.com/office/word/2015/wordml/symex" xmlns:wpg="http://schemas.microsoft.com/office/word/2010/wordprocessingGroup" xmlns:wpi="http://schemas.microsoft.com/office/word/2010/wordprocessingInk" xmlns:wne="http://schemas.microsoft.com/office/word/2006/wordml" xmlns:wps="http://schemas.microsoft.com/office/word/2010/wordprocessingShape" mc:Ignorable="w14 w15 w16se w16cid w16 w16cex w16sdtdh w16sdtfl w16du wp14">
+  <w:endnote w:type="separator" w:id="-1">
+    <w:p>
+      <w:pPr>
+        <w:spacing w:after="0" w:line="240" w:lineRule="auto"/>
+      </w:pPr>
+      <w:r>
+        <w:separator/>
+      </w:r>
+    </w:p>
+  </w:endnote>
+  <w:endnote w:type="continuationSeparator" w:id="0">
+    <w:p>
+      <w:pPr>
+        <w:spacing w:after="0" w:line="240" w:lineRule="auto"/>
+      </w:pPr>
+      <w:r>
+        <w:continuationSeparator/>
+      </w:r>
+    </w:p>
+  </w:endnote>
+</w:endnotes>
+</file>
+
+<file path=word/footer1.xml><?xml version="1.0" encoding="utf-8"?>
+<w:ftr xmlns:wpc="http://schemas.microsoft.com/office/word/2010/wordprocessingCanvas" xmlns:cx="http://schemas.microsoft.com/office/drawing/2014/chartex" xmlns:cx1="http://schemas.microsoft.com/office/drawing/2015/9/8/chartex" xmlns:cx2="http://schemas.microsoft.com/office/drawing/2015/10/21/chartex" xmlns:cx3="http://schemas.microsoft.com/office/drawing/2016/5/9/chartex" xmlns:cx4="http://schemas.microsoft.com/office/drawing/2016/5/10/chartex" xmlns:cx5="http://schemas.microsoft.com/office/drawing/2016/5/11/chartex" xmlns:cx6="http://schemas.microsoft.com/office/drawing/2016/5/12/chartex" xmlns:cx7="http://schemas.microsoft.com/office/drawing/2016/5/13/chartex" xmlns:cx8="http://schemas.microsoft.com/office/drawing/2016/5/14/chartex" xmlns:mc="http://schemas.openxmlformats.org/markup-compatibility/2006" xmlns:aink="http://schemas.microsoft.com/office/drawing/2016/ink" xmlns:am3d="http://schemas.microsoft.com/office/drawing/2017/model3d" xmlns:o="urn:schemas-microsoft-com:office:office" xmlns:oel="http://schemas.microsoft.com/office/2019/extlst" xmlns:r="http://schemas.openxmlformats.org/officeDocument/2006/relationships" xmlns:m="http://schemas.openxmlformats.org/officeDocument/2006/math" xmlns:v="urn:schemas-microsoft-com:vml" xmlns:wp14="http://schemas.microsoft.com/office/word/2010/wordprocessingDrawing" xmlns:wp="http://schemas.openxmlformats.org/drawingml/2006/wordprocessingDrawing" xmlns:w10="urn:schemas-microsoft-com:office:word" xmlns:w="http://schemas.openxmlformats.org/wordprocessingml/2006/main" xmlns:w14="http://schemas.microsoft.com/office/word/2010/wordml" xmlns:w15="http://schemas.microsoft.com/office/word/2012/wordml" xmlns:w16cex="http://schemas.microsoft.com/office/word/2018/wordml/cex" xmlns:w16cid="http://schemas.microsoft.com/office/word/2016/wordml/cid" xmlns:w16="http://schemas.microsoft.com/office/word/2018/wordml" xmlns:w16du="http://schemas.microsoft.com/office/word/2023/wordml/word16du" xmlns:w16sdtdh="http://schemas.microsoft.com/office/word/2020/wordml/sdtdatahash" xmlns:w16sdtfl="http://schemas.microsoft.com/office/word/2024/wordml/sdtformatlock" xmlns:w16se="http://schemas.microsoft.com/office/word/2015/wordml/symex" xmlns:wpg="http://schemas.microsoft.com/office/word/2010/wordprocessingGroup" xmlns:wpi="http://schemas.microsoft.com/office/word/2010/wordprocessingInk" xmlns:wne="http://schemas.microsoft.com/office/word/2006/wordml" xmlns:wps="http://schemas.microsoft.com/office/word/2010/wordprocessingShape" mc:Ignorable="w14 w15 w16se w16cid w16 w16cex w16sdtdh w16sdtfl w16du wp14">
+  <w:sdt>
+    <w:sdtPr>
+      <w:id w:val="1119409873"/>
+      <w:docPartObj>
+        <w:docPartGallery w:val="Page Numbers (Bottom of Page)"/>
+        <w:docPartUnique/>
+      </w:docPartObj>
+    </w:sdtPr>
+    <w:sdtContent>
+      <w:p>
+        <w:pPr>
+          <w:pStyle w:val="Piedepgina"/>
+          <w:jc w:val="right"/>
+        </w:pPr>
+        <w:r>
+          <w:fldChar w:fldCharType="begin"/>
+        </w:r>
+        <w:r>
+          <w:instrText>PAGE   \* MERGEFORMAT</w:instrText>
+        </w:r>
+        <w:r>
+          <w:fldChar w:fldCharType="separate"/>
+        </w:r>
+        <w:r>
+          <w:t>2</w:t>
+        </w:r>
+        <w:r>
+          <w:fldChar w:fldCharType="end"/>
+        </w:r>
+      </w:p>
+    </w:sdtContent>
+  </w:sdt>
+  <w:p>
+    <w:pPr>
+      <w:pStyle w:val="Piedepgina"/>
+    </w:pPr>
+  </w:p>
+</w:ftr>
+</file>
+
+<file path=word/footnotes.xml><?xml version="1.0" encoding="utf-8"?>
+<w:footnotes xmlns:wpc="http://schemas.microsoft.com/office/word/2010/wordprocessingCanvas" xmlns:cx="http://schemas.microsoft.com/office/drawing/2014/chartex" xmlns:cx1="http://schemas.microsoft.com/office/drawing/2015/9/8/chartex" xmlns:cx2="http://schemas.microsoft.com/office/drawing/2015/10/21/chartex" xmlns:cx3="http://schemas.microsoft.com/office/drawing/2016/5/9/chartex" xmlns:cx4="http://schemas.microsoft.com/office/drawing/2016/5/10/chartex" xmlns:cx5="http://schemas.microsoft.com/office/drawing/2016/5/11/chartex" xmlns:cx6="http://schemas.microsoft.com/office/drawing/2016/5/12/chartex" xmlns:cx7="http://schemas.microsoft.com/office/drawing/2016/5/13/chartex" xmlns:cx8="http://schemas.microsoft.com/office/drawing/2016/5/14/chartex" xmlns:mc="http://schemas.openxmlformats.org/markup-compatibility/2006" xmlns:aink="http://schemas.microsoft.com/office/drawing/2016/ink" xmlns:am3d="http://schemas.microsoft.com/office/drawing/2017/model3d" xmlns:o="urn:schemas-microsoft-com:office:office" xmlns:oel="http://schemas.microsoft.com/office/2019/extlst" xmlns:r="http://schemas.openxmlformats.org/officeDocument/2006/relationships" xmlns:m="http://schemas.openxmlformats.org/officeDocument/2006/math" xmlns:v="urn:schemas-microsoft-com:vml" xmlns:wp14="http://schemas.microsoft.com/office/word/2010/wordprocessingDrawing" xmlns:wp="http://schemas.openxmlformats.org/drawingml/2006/wordprocessingDrawing" xmlns:w10="urn:schemas-microsoft-com:office:word" xmlns:w="http://schemas.openxmlformats.org/wordprocessingml/2006/main" xmlns:w14="http://schemas.microsoft.com/office/word/2010/wordml" xmlns:w15="http://schemas.microsoft.com/office/word/2012/wordml" xmlns:w16cex="http://schemas.microsoft.com/office/word/2018/wordml/cex" xmlns:w16cid="http://schemas.microsoft.com/office/word/2016/wordml/cid" xmlns:w16="http://schemas.microsoft.com/office/word/2018/wordml" xmlns:w16du="http://schemas.microsoft.com/office/word/2023/wordml/word16du" xmlns:w16sdtdh="http://schemas.microsoft.com/office/word/2020/wordml/sdtdatahash" xmlns:w16sdtfl="http://schemas.microsoft.com/office/word/2024/wordml/sdtformatlock" xmlns:w16se="http://schemas.microsoft.com/office/word/2015/wordml/symex" xmlns:wpg="http://schemas.microsoft.com/office/word/2010/wordprocessingGroup" xmlns:wpi="http://schemas.microsoft.com/office/word/2010/wordprocessingInk" xmlns:wne="http://schemas.microsoft.com/office/word/2006/wordml" xmlns:wps="http://schemas.microsoft.com/office/word/2010/wordprocessingShape" mc:Ignorable="w14 w15 w16se w16cid w16 w16cex w16sdtdh w16sdtfl w16du wp14">
+  <w:footnote w:type="separator" w:id="-1">
+    <w:p>
+      <w:pPr>
+        <w:spacing w:after="0" w:line="240" w:lineRule="auto"/>
+      </w:pPr>
+      <w:r>
+        <w:separator/>
+      </w:r>
+    </w:p>
+  </w:footnote>
+  <w:footnote w:type="continuationSeparator" w:id="0">
+    <w:p>
+      <w:pPr>
+        <w:spacing w:after="0" w:line="240" w:lineRule="auto"/>
+      </w:pPr>
+      <w:r>
+        <w:continuationSeparator/>
+      </w:r>
+    </w:p>
+  </w:footnote>
+</w:footnotes>
+</file>
+
+<file path=word/header1.xml><?xml version="1.0" encoding="utf-8"?>
+<w:hdr xmlns:wpc="http://schemas.microsoft.com/office/word/2010/wordprocessingCanvas" xmlns:cx="http://schemas.microsoft.com/office/drawing/2014/chartex" xmlns:cx1="http://schemas.microsoft.com/office/drawing/2015/9/8/chartex" xmlns:cx2="http://schemas.microsoft.com/office/drawing/2015/10/21/chartex" xmlns:cx3="http://schemas.microsoft.com/office/drawing/2016/5/9/chartex" xmlns:cx4="http://schemas.microsoft.com/office/drawing/2016/5/10/chartex" xmlns:cx5="http://schemas.microsoft.com/office/drawing/2016/5/11/chartex" xmlns:cx6="http://schemas.microsoft.com/office/drawing/2016/5/12/chartex" xmlns:cx7="http://schemas.microsoft.com/office/drawing/2016/5/13/chartex" xmlns:cx8="http://schemas.microsoft.com/office/drawing/2016/5/14/chartex" xmlns:mc="http://schemas.openxmlformats.org/markup-compatibility/2006" xmlns:aink="http://schemas.microsoft.com/office/drawing/2016/ink" xmlns:am3d="http://schemas.microsoft.com/office/drawing/2017/model3d" xmlns:o="urn:schemas-microsoft-com:office:office" xmlns:oel="http://schemas.microsoft.com/office/2019/extlst" xmlns:r="http://schemas.openxmlformats.org/officeDocument/2006/relationships" xmlns:m="http://schemas.openxmlformats.org/officeDocument/2006/math" xmlns:v="urn:schemas-microsoft-com:vml" xmlns:wp14="http://schemas.microsoft.com/office/word/2010/wordprocessingDrawing" xmlns:wp="http://schemas.openxmlformats.org/drawingml/2006/wordprocessingDrawing" xmlns:w10="urn:schemas-microsoft-com:office:word" xmlns:w="http://schemas.openxmlformats.org/wordprocessingml/2006/main" xmlns:w14="http://schemas.microsoft.com/office/word/2010/wordml" xmlns:w15="http://schemas.microsoft.com/office/word/2012/wordml" xmlns:w16cex="http://schemas.microsoft.com/office/word/2018/wordml/cex" xmlns:w16cid="http://schemas.microsoft.com/office/word/2016/wordml/cid" xmlns:w16="http://schemas.microsoft.com/office/word/2018/wordml" xmlns:w16du="http://schemas.microsoft.com/office/word/2023/wordml/word16du" xmlns:w16sdtdh="http://schemas.microsoft.com/office/word/2020/wordml/sdtdatahash" xmlns:w16sdtfl="http://schemas.microsoft.com/office/word/2024/wordml/sdtformatlock" xmlns:w16se="http://schemas.microsoft.com/office/word/2015/wordml/symex" xmlns:wpg="http://schemas.microsoft.com/office/word/2010/wordprocessingGroup" xmlns:wpi="http://schemas.microsoft.com/office/word/2010/wordprocessingInk" xmlns:wne="http://schemas.microsoft.com/office/word/2006/wordml" xmlns:wps="http://schemas.microsoft.com/office/word/2010/wordprocessingShape" mc:Ignorable="w14 w15 w16se w16cid w16 w16cex w16sdtdh w16sdtfl w16du wp14">
+  <w:p>
+    <w:pPr>
+      <w:pStyle w:val="Encabezado"/>
+    </w:pPr>
+    <w:r>
+      <w:rPr>
+        <w:noProof/>
+      </w:rPr>
+      <w:drawing>
+        <wp:anchor distT="0" distB="0" distL="114300" distR="114300" simplePos="0" relativeHeight="251659264" behindDoc="1" locked="0" layoutInCell="1" allowOverlap="1" wp14:anchorId="6072053A" wp14:editId="171B3D76">
+          <wp:simplePos x="0" y="0"/>
+          <wp:positionH relativeFrom="margin">
+            <wp:align>right</wp:align>
+          </wp:positionH>
+          <wp:positionV relativeFrom="paragraph">
+            <wp:posOffset>-229235</wp:posOffset>
+          </wp:positionV>
+          <wp:extent cx="603849" cy="599726"/>
+          <wp:effectExtent l="0" t="0" r="6350" b="0"/>
+          <wp:wrapNone/>
+          <wp:docPr id="2071603764" name="Imagen 3"/>
+          <wp:cNvGraphicFramePr>
+            <a:graphicFrameLocks xmlns:a="http://schemas.openxmlformats.org/drawingml/2006/main" noChangeAspect="1"/>
+          </wp:cNvGraphicFramePr>
+          <a:graphic xmlns:a="http://schemas.openxmlformats.org/drawingml/2006/main">
+            <a:graphicData uri="http://schemas.openxmlformats.org/drawingml/2006/picture">
+              <pic:pic xmlns:pic="http://schemas.openxmlformats.org/drawingml/2006/picture">
+                <pic:nvPicPr>
+                  <pic:cNvPr id="0" name="Picture 2"/>
+                  <pic:cNvPicPr>
+                    <a:picLocks noChangeAspect="1" noChangeArrowheads="1"/>
+                  </pic:cNvPicPr>
+                </pic:nvPicPr>
+                <pic:blipFill>
+                  <a:blip r:embed="rId1">
+                    <a:extLst>
+                      <a:ext uri="{28A0092B-C50C-407E-A947-70E740481C1C}">
+                        <a14:useLocalDpi xmlns:a14="http://schemas.microsoft.com/office/drawing/2010/main" val="0"/>
+                      </a:ext>
+                    </a:extLst>
+                  </a:blip>
+                  <a:srcRect/>
+                  <a:stretch>
+                    <a:fillRect/>
+                  </a:stretch>
+                </pic:blipFill>
+                <pic:spPr bwMode="auto">
+                  <a:xfrm>
+                    <a:off x="0" y="0"/>
+                    <a:ext cx="603849" cy="599726"/>
+                  </a:xfrm>
+                  <a:prstGeom prst="rect">
+                    <a:avLst/>
+                  </a:prstGeom>
+                  <a:noFill/>
+                  <a:ln>
+                    <a:noFill/>
+                  </a:ln>
+                </pic:spPr>
+              </pic:pic>
+            </a:graphicData>
+          </a:graphic>
+          <wp14:sizeRelH relativeFrom="margin">
+            <wp14:pctWidth>0</wp14:pctWidth>
+          </wp14:sizeRelH>
+          <wp14:sizeRelV relativeFrom="margin">
+            <wp14:pctHeight>0</wp14:pctHeight>
+          </wp14:sizeRelV>
+        </wp:anchor>
+      </w:drawing>
+    </w:r>
+    <w:r>
+      <w:t>Sprint 4 Restaurante</w:t>
+    </w:r>
+  </w:p>
+</w:hdr>
 </file>
 
 <file path=word/styles.xml><?xml version="1.0" encoding="utf-8"?>
@@ -455,7 +1073,6 @@
     <w:next w:val="Normal"/>
     <w:link w:val="Ttulo2Car"/>
     <w:uiPriority w:val="9"/>
-    <w:semiHidden/>
     <w:unhideWhenUsed/>
     <w:qFormat/>
     <w:rsid w:val="003303D0"/>
@@ -672,7 +1289,6 @@
     <w:basedOn w:val="Fuentedeprrafopredeter"/>
     <w:link w:val="Ttulo2"/>
     <w:uiPriority w:val="9"/>
-    <w:semiHidden/>
     <w:rsid w:val="003303D0"/>
     <w:rPr>
       <w:rFonts w:asciiTheme="majorHAnsi" w:eastAsiaTheme="majorEastAsia" w:hAnsiTheme="majorHAnsi" w:cstheme="majorBidi"/>
@@ -943,6 +1559,50 @@
       <w:color w:val="2F5496" w:themeColor="accent1" w:themeShade="BF"/>
       <w:spacing w:val="5"/>
     </w:rPr>
+  </w:style>
+  <w:style w:type="paragraph" w:styleId="Encabezado">
+    <w:name w:val="header"/>
+    <w:basedOn w:val="Normal"/>
+    <w:link w:val="EncabezadoCar"/>
+    <w:uiPriority w:val="99"/>
+    <w:unhideWhenUsed/>
+    <w:rsid w:val="0093021E"/>
+    <w:pPr>
+      <w:tabs>
+        <w:tab w:val="center" w:pos="4252"/>
+        <w:tab w:val="right" w:pos="8504"/>
+      </w:tabs>
+      <w:spacing w:after="0" w:line="240" w:lineRule="auto"/>
+    </w:pPr>
+  </w:style>
+  <w:style w:type="character" w:customStyle="1" w:styleId="EncabezadoCar">
+    <w:name w:val="Encabezado Car"/>
+    <w:basedOn w:val="Fuentedeprrafopredeter"/>
+    <w:link w:val="Encabezado"/>
+    <w:uiPriority w:val="99"/>
+    <w:rsid w:val="0093021E"/>
+  </w:style>
+  <w:style w:type="paragraph" w:styleId="Piedepgina">
+    <w:name w:val="footer"/>
+    <w:basedOn w:val="Normal"/>
+    <w:link w:val="PiedepginaCar"/>
+    <w:uiPriority w:val="99"/>
+    <w:unhideWhenUsed/>
+    <w:rsid w:val="0093021E"/>
+    <w:pPr>
+      <w:tabs>
+        <w:tab w:val="center" w:pos="4252"/>
+        <w:tab w:val="right" w:pos="8504"/>
+      </w:tabs>
+      <w:spacing w:after="0" w:line="240" w:lineRule="auto"/>
+    </w:pPr>
+  </w:style>
+  <w:style w:type="character" w:customStyle="1" w:styleId="PiedepginaCar">
+    <w:name w:val="Pie de página Car"/>
+    <w:basedOn w:val="Fuentedeprrafopredeter"/>
+    <w:link w:val="Piedepgina"/>
+    <w:uiPriority w:val="99"/>
+    <w:rsid w:val="0093021E"/>
   </w:style>
 </w:styles>
 </file>

--- a/memoria/Sprint 4.docx
+++ b/memoria/Sprint 4.docx
@@ -6,18 +6,46 @@
       <w:pPr>
         <w:pStyle w:val="Ttulo1"/>
         <w:jc w:val="center"/>
-      </w:pPr>
-      <w:r>
+        <w:rPr>
+          <w:lang w:val="en-US"/>
+        </w:rPr>
+      </w:pPr>
+      <w:r>
+        <w:rPr>
+          <w:lang w:val="en-US"/>
+        </w:rPr>
         <w:t>Sprint 4</w:t>
       </w:r>
     </w:p>
     <w:p>
       <w:pPr>
         <w:pStyle w:val="Ttulo2"/>
-      </w:pPr>
-      <w:r>
-        <w:t>Envío de tickets a cocina</w:t>
-      </w:r>
+        <w:rPr>
+          <w:lang w:val="en-US"/>
+        </w:rPr>
+      </w:pPr>
+      <w:proofErr w:type="spellStart"/>
+      <w:r>
+        <w:rPr>
+          <w:lang w:val="en-US"/>
+        </w:rPr>
+        <w:t>Envío</w:t>
+      </w:r>
+      <w:proofErr w:type="spellEnd"/>
+      <w:r>
+        <w:rPr>
+          <w:lang w:val="en-US"/>
+        </w:rPr>
+        <w:t xml:space="preserve"> de tickets a </w:t>
+      </w:r>
+      <w:proofErr w:type="spellStart"/>
+      <w:r>
+        <w:rPr>
+          <w:lang w:val="en-US"/>
+        </w:rPr>
+        <w:t>cocina</w:t>
+      </w:r>
+      <w:proofErr w:type="spellEnd"/>
     </w:p>
     <w:p>
       <w:pPr>
@@ -32,6 +60,9 @@
         <w:jc w:val="both"/>
       </w:pPr>
       <w:r>
+        <w:rPr>
+          <w:noProof/>
+        </w:rPr>
         <w:drawing>
           <wp:inline distT="0" distB="0" distL="0" distR="0" wp14:anchorId="396CF0D9" wp14:editId="02FA2D7C">
             <wp:extent cx="5400040" cy="1494790"/>
@@ -100,6 +131,9 @@
         <w:jc w:val="both"/>
       </w:pPr>
       <w:r>
+        <w:rPr>
+          <w:noProof/>
+        </w:rPr>
         <w:drawing>
           <wp:inline distT="0" distB="0" distL="0" distR="0" wp14:anchorId="0FBBA107" wp14:editId="7E027904">
             <wp:extent cx="5400040" cy="2550795"/>
@@ -180,6 +214,9 @@
         <w:jc w:val="both"/>
       </w:pPr>
       <w:r>
+        <w:rPr>
+          <w:noProof/>
+        </w:rPr>
         <w:drawing>
           <wp:inline distT="0" distB="0" distL="0" distR="0" wp14:anchorId="012E011D" wp14:editId="1D8827B2">
             <wp:extent cx="5400040" cy="2567940"/>
@@ -235,6 +272,9 @@
         <w:jc w:val="both"/>
       </w:pPr>
       <w:r>
+        <w:rPr>
+          <w:noProof/>
+        </w:rPr>
         <w:drawing>
           <wp:inline distT="0" distB="0" distL="0" distR="0" wp14:anchorId="48A1F00A" wp14:editId="261738BF">
             <wp:extent cx="5400040" cy="2592705"/>
@@ -314,6 +354,9 @@
         <w:jc w:val="both"/>
       </w:pPr>
       <w:r>
+        <w:rPr>
+          <w:noProof/>
+        </w:rPr>
         <w:drawing>
           <wp:inline distT="0" distB="0" distL="0" distR="0" wp14:anchorId="4D1DD4EC" wp14:editId="71F39C52">
             <wp:extent cx="5400040" cy="2584450"/>
@@ -369,6 +412,9 @@
         <w:jc w:val="both"/>
       </w:pPr>
       <w:r>
+        <w:rPr>
+          <w:noProof/>
+        </w:rPr>
         <w:drawing>
           <wp:inline distT="0" distB="0" distL="0" distR="0" wp14:anchorId="5355BCF7" wp14:editId="06DFEC33">
             <wp:extent cx="5400040" cy="2578735"/>
@@ -424,6 +470,9 @@
         <w:jc w:val="both"/>
       </w:pPr>
       <w:r>
+        <w:rPr>
+          <w:noProof/>
+        </w:rPr>
         <w:drawing>
           <wp:inline distT="0" distB="0" distL="0" distR="0" wp14:anchorId="15FE6575" wp14:editId="62CCE283">
             <wp:extent cx="5400040" cy="1278255"/>
@@ -570,6 +619,9 @@
   <w:p>
     <w:pPr>
       <w:pStyle w:val="Encabezado"/>
+      <w:tabs>
+        <w:tab w:val="clear" w:pos="4252"/>
+      </w:tabs>
     </w:pPr>
     <w:r>
       <w:rPr>
@@ -640,6 +692,9 @@
     </w:r>
     <w:r>
       <w:t>Sprint 4 Restaurante</w:t>
+    </w:r>
+    <w:r>
+      <w:tab/>
     </w:r>
   </w:p>
 </w:hdr>
